--- a/zht/docx/097.content.docx
+++ b/zht/docx/097.content.docx
@@ -328,18 +328,12 @@
           <w:lang w:val="zh_TW" w:bidi="zh_TW"/>
         </w:rPr>
       </w:r>
-      <w:hyperlink r:id="rId13">
-        <w:r>
-          <w:rPr>
-            <w:lang w:val="zh_TW" w:bidi="zh_TW"/>
-          </w:rPr>
-          <w:rPr>
-            <w:color w:val="0000EE"/>
-            <w:u w:val="single"/>
-          </w:rPr>
-          <w:t>但以理書1:8–10</w:t>
-        </w:r>
-      </w:hyperlink>
+      <w:r>
+        <w:rPr>
+          <w:lang w:val="zh_TW" w:bidi="zh_TW"/>
+        </w:rPr>
+        <w:t>但以理書1:8–10</w:t>
+      </w:r>
     </w:p>
     <w:p>
       <w:pPr>
@@ -352,18 +346,12 @@
           <w:lang w:val="zh_TW" w:bidi="zh_TW"/>
         </w:rPr>
       </w:r>
-      <w:hyperlink r:id="rId14">
-        <w:r>
-          <w:rPr>
-            <w:lang w:val="zh_TW" w:bidi="zh_TW"/>
-          </w:rPr>
-          <w:rPr>
-            <w:color w:val="0000EE"/>
-            <w:u w:val="single"/>
-          </w:rPr>
-          <w:t>何西阿書13:14</w:t>
-        </w:r>
-      </w:hyperlink>
+      <w:r>
+        <w:rPr>
+          <w:lang w:val="zh_TW" w:bidi="zh_TW"/>
+        </w:rPr>
+        <w:t>何西阿書13:14</w:t>
+      </w:r>
     </w:p>
     <w:p>
       <w:pPr>
@@ -376,18 +364,12 @@
           <w:lang w:val="zh_TW" w:bidi="zh_TW"/>
         </w:rPr>
       </w:r>
-      <w:hyperlink r:id="rId15">
-        <w:r>
-          <w:rPr>
-            <w:lang w:val="zh_TW" w:bidi="zh_TW"/>
-          </w:rPr>
-          <w:rPr>
-            <w:color w:val="0000EE"/>
-            <w:u w:val="single"/>
-          </w:rPr>
-          <w:t>雅各書5:9–11</w:t>
-        </w:r>
-      </w:hyperlink>
+      <w:r>
+        <w:rPr>
+          <w:lang w:val="zh_TW" w:bidi="zh_TW"/>
+        </w:rPr>
+        <w:t>雅各書5:9–11</w:t>
+      </w:r>
     </w:p>
     <w:p>
       <w:pPr>
@@ -400,18 +382,12 @@
           <w:lang w:val="zh_TW" w:bidi="zh_TW"/>
         </w:rPr>
       </w:r>
-      <w:hyperlink r:id="rId16">
-        <w:r>
-          <w:rPr>
-            <w:lang w:val="zh_TW" w:bidi="zh_TW"/>
-          </w:rPr>
-          <w:rPr>
-            <w:color w:val="0000EE"/>
-            <w:u w:val="single"/>
-          </w:rPr>
-          <w:t>約拿書4:1–3</w:t>
-        </w:r>
-      </w:hyperlink>
+      <w:r>
+        <w:rPr>
+          <w:lang w:val="zh_TW" w:bidi="zh_TW"/>
+        </w:rPr>
+        <w:t>約拿書4:1–3</w:t>
+      </w:r>
     </w:p>
     <w:p>
       <w:pPr>
@@ -424,18 +400,12 @@
           <w:lang w:val="zh_TW" w:bidi="zh_TW"/>
         </w:rPr>
       </w:r>
-      <w:hyperlink r:id="rId17">
-        <w:r>
-          <w:rPr>
-            <w:lang w:val="zh_TW" w:bidi="zh_TW"/>
-          </w:rPr>
-          <w:rPr>
-            <w:color w:val="0000EE"/>
-            <w:u w:val="single"/>
-          </w:rPr>
-          <w:t>馬可福音1:41</w:t>
-        </w:r>
-      </w:hyperlink>
+      <w:r>
+        <w:rPr>
+          <w:lang w:val="zh_TW" w:bidi="zh_TW"/>
+        </w:rPr>
+        <w:t>馬可福音1:41</w:t>
+      </w:r>
     </w:p>
     <w:p>
       <w:pPr>
@@ -448,18 +418,12 @@
           <w:lang w:val="zh_TW" w:bidi="zh_TW"/>
         </w:rPr>
       </w:r>
-      <w:hyperlink r:id="rId18">
-        <w:r>
-          <w:rPr>
-            <w:lang w:val="zh_TW" w:bidi="zh_TW"/>
-          </w:rPr>
-          <w:rPr>
-            <w:color w:val="0000EE"/>
-            <w:u w:val="single"/>
-          </w:rPr>
-          <w:t>羅馬書9:14–16</w:t>
-        </w:r>
-      </w:hyperlink>
+      <w:r>
+        <w:rPr>
+          <w:lang w:val="zh_TW" w:bidi="zh_TW"/>
+        </w:rPr>
+        <w:t>羅馬書9:14–16</w:t>
+      </w:r>
     </w:p>
     <w:p>
       <w:pPr>
@@ -764,18 +728,12 @@
           <w:lang w:val="zh_TW" w:bidi="zh_TW"/>
         </w:rPr>
       </w:r>
-      <w:hyperlink r:id="rId19">
-        <w:r>
-          <w:rPr>
-            <w:lang w:val="zh_TW" w:bidi="zh_TW"/>
-          </w:rPr>
-          <w:rPr>
-            <w:color w:val="0000EE"/>
-            <w:u w:val="single"/>
-          </w:rPr>
-          <w:t>彼得前書1:3–5</w:t>
-        </w:r>
-      </w:hyperlink>
+      <w:r>
+        <w:rPr>
+          <w:lang w:val="zh_TW" w:bidi="zh_TW"/>
+        </w:rPr>
+        <w:t>彼得前書1:3–5</w:t>
+      </w:r>
     </w:p>
     <w:p>
       <w:pPr>
@@ -788,18 +746,12 @@
           <w:lang w:val="zh_TW" w:bidi="zh_TW"/>
         </w:rPr>
       </w:r>
-      <w:hyperlink r:id="rId20">
-        <w:r>
-          <w:rPr>
-            <w:lang w:val="zh_TW" w:bidi="zh_TW"/>
-          </w:rPr>
-          <w:rPr>
-            <w:color w:val="0000EE"/>
-            <w:u w:val="single"/>
-          </w:rPr>
-          <w:t>提摩太前書1:13</w:t>
-        </w:r>
-      </w:hyperlink>
+      <w:r>
+        <w:rPr>
+          <w:lang w:val="zh_TW" w:bidi="zh_TW"/>
+        </w:rPr>
+        <w:t>提摩太前書1:13</w:t>
+      </w:r>
     </w:p>
     <w:p>
       <w:pPr>
@@ -812,18 +764,12 @@
           <w:lang w:val="zh_TW" w:bidi="zh_TW"/>
         </w:rPr>
       </w:r>
-      <w:hyperlink r:id="rId21">
-        <w:r>
-          <w:rPr>
-            <w:lang w:val="zh_TW" w:bidi="zh_TW"/>
-          </w:rPr>
-          <w:rPr>
-            <w:color w:val="0000EE"/>
-            <w:u w:val="single"/>
-          </w:rPr>
-          <w:t>但以理書9:17</w:t>
-        </w:r>
-      </w:hyperlink>
+      <w:r>
+        <w:rPr>
+          <w:lang w:val="zh_TW" w:bidi="zh_TW"/>
+        </w:rPr>
+        <w:t>但以理書9:17</w:t>
+      </w:r>
     </w:p>
     <w:p>
       <w:pPr>
@@ -836,18 +782,12 @@
           <w:lang w:val="zh_TW" w:bidi="zh_TW"/>
         </w:rPr>
       </w:r>
-      <w:hyperlink r:id="rId22">
-        <w:r>
-          <w:rPr>
-            <w:lang w:val="zh_TW" w:bidi="zh_TW"/>
-          </w:rPr>
-          <w:rPr>
-            <w:color w:val="0000EE"/>
-            <w:u w:val="single"/>
-          </w:rPr>
-          <w:t>出埃及記34:6</w:t>
-        </w:r>
-      </w:hyperlink>
+      <w:r>
+        <w:rPr>
+          <w:lang w:val="zh_TW" w:bidi="zh_TW"/>
+        </w:rPr>
+        <w:t>出埃及記34:6</w:t>
+      </w:r>
     </w:p>
     <w:p>
       <w:pPr>
@@ -860,18 +800,12 @@
           <w:lang w:val="zh_TW" w:bidi="zh_TW"/>
         </w:rPr>
       </w:r>
-      <w:hyperlink r:id="rId23">
-        <w:r>
-          <w:rPr>
-            <w:lang w:val="zh_TW" w:bidi="zh_TW"/>
-          </w:rPr>
-          <w:rPr>
-            <w:color w:val="0000EE"/>
-            <w:u w:val="single"/>
-          </w:rPr>
-          <w:t>創世記19:16</w:t>
-        </w:r>
-      </w:hyperlink>
+      <w:r>
+        <w:rPr>
+          <w:lang w:val="zh_TW" w:bidi="zh_TW"/>
+        </w:rPr>
+        <w:t>創世記19:16</w:t>
+      </w:r>
     </w:p>
     <w:p>
       <w:pPr>
@@ -884,18 +818,12 @@
           <w:lang w:val="zh_TW" w:bidi="zh_TW"/>
         </w:rPr>
       </w:r>
-      <w:hyperlink r:id="rId24">
-        <w:r>
-          <w:rPr>
-            <w:lang w:val="zh_TW" w:bidi="zh_TW"/>
-          </w:rPr>
-          <w:rPr>
-            <w:color w:val="0000EE"/>
-            <w:u w:val="single"/>
-          </w:rPr>
-          <w:t>希伯來書10:28–29</w:t>
-        </w:r>
-      </w:hyperlink>
+      <w:r>
+        <w:rPr>
+          <w:lang w:val="zh_TW" w:bidi="zh_TW"/>
+        </w:rPr>
+        <w:t>希伯來書10:28–29</w:t>
+      </w:r>
     </w:p>
     <w:p>
       <w:pPr>
@@ -908,18 +836,12 @@
           <w:lang w:val="zh_TW" w:bidi="zh_TW"/>
         </w:rPr>
       </w:r>
-      <w:hyperlink r:id="rId25">
-        <w:r>
-          <w:rPr>
-            <w:lang w:val="zh_TW" w:bidi="zh_TW"/>
-          </w:rPr>
-          <w:rPr>
-            <w:color w:val="0000EE"/>
-            <w:u w:val="single"/>
-          </w:rPr>
-          <w:t>雅各書2:13</w:t>
-        </w:r>
-      </w:hyperlink>
+      <w:r>
+        <w:rPr>
+          <w:lang w:val="zh_TW" w:bidi="zh_TW"/>
+        </w:rPr>
+        <w:t>雅各書2:13</w:t>
+      </w:r>
     </w:p>
     <w:p>
       <w:pPr>
@@ -932,18 +854,12 @@
           <w:lang w:val="zh_TW" w:bidi="zh_TW"/>
         </w:rPr>
       </w:r>
-      <w:hyperlink r:id="rId26">
-        <w:r>
-          <w:rPr>
-            <w:lang w:val="zh_TW" w:bidi="zh_TW"/>
-          </w:rPr>
-          <w:rPr>
-            <w:color w:val="0000EE"/>
-            <w:u w:val="single"/>
-          </w:rPr>
-          <w:t>路加福音6:35–36</w:t>
-        </w:r>
-      </w:hyperlink>
+      <w:r>
+        <w:rPr>
+          <w:lang w:val="zh_TW" w:bidi="zh_TW"/>
+        </w:rPr>
+        <w:t>路加福音6:35–36</w:t>
+      </w:r>
     </w:p>
     <w:p>
       <w:pPr>
@@ -956,18 +872,12 @@
           <w:lang w:val="zh_TW" w:bidi="zh_TW"/>
         </w:rPr>
       </w:r>
-      <w:hyperlink r:id="rId27">
-        <w:r>
-          <w:rPr>
-            <w:lang w:val="zh_TW" w:bidi="zh_TW"/>
-          </w:rPr>
-          <w:rPr>
-            <w:color w:val="0000EE"/>
-            <w:u w:val="single"/>
-          </w:rPr>
-          <w:t>馬太福音9:27</w:t>
-        </w:r>
-      </w:hyperlink>
+      <w:r>
+        <w:rPr>
+          <w:lang w:val="zh_TW" w:bidi="zh_TW"/>
+        </w:rPr>
+        <w:t>馬太福音9:27</w:t>
+      </w:r>
     </w:p>
     <w:p>
       <w:pPr>
@@ -980,18 +890,12 @@
           <w:lang w:val="zh_TW" w:bidi="zh_TW"/>
         </w:rPr>
       </w:r>
-      <w:hyperlink r:id="rId28">
-        <w:r>
-          <w:rPr>
-            <w:lang w:val="zh_TW" w:bidi="zh_TW"/>
-          </w:rPr>
-          <w:rPr>
-            <w:color w:val="0000EE"/>
-            <w:u w:val="single"/>
-          </w:rPr>
-          <w:t>腓立比書2:25–27</w:t>
-        </w:r>
-      </w:hyperlink>
+      <w:r>
+        <w:rPr>
+          <w:lang w:val="zh_TW" w:bidi="zh_TW"/>
+        </w:rPr>
+        <w:t>腓立比書2:25–27</w:t>
+      </w:r>
     </w:p>
     <w:p>
       <w:pPr>
@@ -1004,18 +908,12 @@
           <w:lang w:val="zh_TW" w:bidi="zh_TW"/>
         </w:rPr>
       </w:r>
-      <w:hyperlink r:id="rId29">
-        <w:r>
-          <w:rPr>
-            <w:lang w:val="zh_TW" w:bidi="zh_TW"/>
-          </w:rPr>
-          <w:rPr>
-            <w:color w:val="0000EE"/>
-            <w:u w:val="single"/>
-          </w:rPr>
-          <w:t>詩篇41:4–6</w:t>
-        </w:r>
-      </w:hyperlink>
+      <w:r>
+        <w:rPr>
+          <w:lang w:val="zh_TW" w:bidi="zh_TW"/>
+        </w:rPr>
+        <w:t>詩篇41:4–6</w:t>
+      </w:r>
     </w:p>
     <w:p>
       <w:pPr>
@@ -1028,18 +926,12 @@
           <w:lang w:val="zh_TW" w:bidi="zh_TW"/>
         </w:rPr>
       </w:r>
-      <w:hyperlink r:id="rId30">
-        <w:r>
-          <w:rPr>
-            <w:lang w:val="zh_TW" w:bidi="zh_TW"/>
-          </w:rPr>
-          <w:rPr>
-            <w:color w:val="0000EE"/>
-            <w:u w:val="single"/>
-          </w:rPr>
-          <w:t>羅馬書12:1</w:t>
-        </w:r>
-      </w:hyperlink>
+      <w:r>
+        <w:rPr>
+          <w:lang w:val="zh_TW" w:bidi="zh_TW"/>
+        </w:rPr>
+        <w:t>羅馬書12:1</w:t>
+      </w:r>
     </w:p>
     <w:p>
       <w:pPr>
